--- a/Week3/Báo cáo tiến độ tuần 3.docx
+++ b/Week3/Báo cáo tiến độ tuần 3.docx
@@ -1246,6 +1246,13 @@
           <w:szCs w:val="26"/>
         </w:rPr>
         <w:t>Phân tích cấu trúc thư mục: imaging.nii.gz, segmentation.nii.gz, instances/.</w:t>
+      </w:r>
+      <w:r>
+        <w:rPr>
+          <w:sz w:val="26"/>
+          <w:szCs w:val="26"/>
+        </w:rPr>
+        <w:tab/>
       </w:r>
     </w:p>
     <w:p>
